--- a/Music Knowledge Graph TP2 Report.docx
+++ b/Music Knowledge Graph TP2 Report.docx
@@ -5055,9 +5055,17 @@
         <w:rPr>
           <w:rFonts w:ascii="Arial" w:hAnsi="Arial" w:cs="Arial"/>
         </w:rPr>
-        <w:t>music:inAlbum</w:t>
-      </w:r>
-      <w:proofErr w:type="spellEnd"/>
+        <w:t>music:</w:t>
+      </w:r>
+      <w:proofErr w:type="gramStart"/>
+      <w:r>
+        <w:rPr>
+          <w:rFonts w:ascii="Arial" w:hAnsi="Arial" w:cs="Arial"/>
+        </w:rPr>
+        <w:t>inAlbum</w:t>
+      </w:r>
+      <w:proofErr w:type="spellEnd"/>
+      <w:proofErr w:type="gramEnd"/>
       <w:r>
         <w:rPr>
           <w:rFonts w:ascii="Arial" w:hAnsi="Arial" w:cs="Arial"/>
@@ -5128,37 +5136,57 @@
         <w:t xml:space="preserve">&amp; </w:t>
       </w:r>
       <w:proofErr w:type="spellStart"/>
+      <w:proofErr w:type="gramStart"/>
       <w:r>
         <w:rPr>
           <w:rFonts w:ascii="Consolas" w:hAnsi="Consolas" w:cs="Arial"/>
           <w:sz w:val="20"/>
           <w:szCs w:val="20"/>
         </w:rPr>
-        <w:t>music:performs</w:t>
-      </w:r>
-      <w:proofErr w:type="spellEnd"/>
+        <w:t>music:</w:t>
+      </w:r>
+      <w:proofErr w:type="gramEnd"/>
       <w:r>
         <w:rPr>
           <w:rFonts w:ascii="Consolas" w:hAnsi="Consolas" w:cs="Arial"/>
           <w:sz w:val="20"/>
           <w:szCs w:val="20"/>
         </w:rPr>
-        <w:t xml:space="preserve"> </w:t>
-      </w:r>
-      <w:r>
-        <w:rPr>
-          <w:rFonts w:ascii="Arial" w:hAnsi="Arial" w:cs="Arial"/>
-        </w:rPr>
-        <w:t xml:space="preserve">(Inverse Properties): These properties link tracks to their artists. The declaration of </w:t>
-      </w:r>
-      <w:proofErr w:type="spellStart"/>
+        <w:t>performs</w:t>
+      </w:r>
+      <w:proofErr w:type="spellEnd"/>
       <w:r>
         <w:rPr>
           <w:rFonts w:ascii="Consolas" w:hAnsi="Consolas" w:cs="Arial"/>
           <w:sz w:val="20"/>
           <w:szCs w:val="20"/>
         </w:rPr>
-        <w:t>music:performs</w:t>
+        <w:t xml:space="preserve"> </w:t>
+      </w:r>
+      <w:r>
+        <w:rPr>
+          <w:rFonts w:ascii="Arial" w:hAnsi="Arial" w:cs="Arial"/>
+        </w:rPr>
+        <w:t xml:space="preserve">(Inverse Properties): These properties link tracks to their artists. The declaration of </w:t>
+      </w:r>
+      <w:proofErr w:type="spellStart"/>
+      <w:proofErr w:type="gramStart"/>
+      <w:r>
+        <w:rPr>
+          <w:rFonts w:ascii="Consolas" w:hAnsi="Consolas" w:cs="Arial"/>
+          <w:sz w:val="20"/>
+          <w:szCs w:val="20"/>
+        </w:rPr>
+        <w:t>music:</w:t>
+      </w:r>
+      <w:proofErr w:type="gramEnd"/>
+      <w:r>
+        <w:rPr>
+          <w:rFonts w:ascii="Consolas" w:hAnsi="Consolas" w:cs="Arial"/>
+          <w:sz w:val="20"/>
+          <w:szCs w:val="20"/>
+        </w:rPr>
+        <w:t>performs</w:t>
       </w:r>
       <w:proofErr w:type="spellEnd"/>
       <w:r>
@@ -5386,14 +5414,28 @@
         <w:rPr>
           <w:rFonts w:ascii="Arial" w:hAnsi="Arial" w:cs="Arial"/>
         </w:rPr>
-        <w:t xml:space="preserve">: A strictly controlled property that links a </w:t>
-      </w:r>
-      <w:proofErr w:type="spellStart"/>
-      <w:r>
-        <w:rPr>
-          <w:rFonts w:ascii="Arial" w:hAnsi="Arial" w:cs="Arial"/>
-        </w:rPr>
-        <w:t>music:Track</w:t>
+        <w:t xml:space="preserve">: A strictly controlled property that links </w:t>
+      </w:r>
+      <w:proofErr w:type="gramStart"/>
+      <w:r>
+        <w:rPr>
+          <w:rFonts w:ascii="Arial" w:hAnsi="Arial" w:cs="Arial"/>
+        </w:rPr>
+        <w:t xml:space="preserve">a </w:t>
+      </w:r>
+      <w:proofErr w:type="spellStart"/>
+      <w:r>
+        <w:rPr>
+          <w:rFonts w:ascii="Arial" w:hAnsi="Arial" w:cs="Arial"/>
+        </w:rPr>
+        <w:t>music</w:t>
+      </w:r>
+      <w:proofErr w:type="gramEnd"/>
+      <w:r>
+        <w:rPr>
+          <w:rFonts w:ascii="Arial" w:hAnsi="Arial" w:cs="Arial"/>
+        </w:rPr>
+        <w:t>:Track</w:t>
       </w:r>
       <w:proofErr w:type="spellEnd"/>
       <w:r>
@@ -6140,6 +6182,12 @@
         </w:rPr>
         <w:t>Protégé Verification</w:t>
       </w:r>
+      <w:r>
+        <w:rPr>
+          <w:rFonts w:ascii="Arial" w:hAnsi="Arial" w:cs="Arial"/>
+        </w:rPr>
+        <w:t xml:space="preserve"> </w:t>
+      </w:r>
     </w:p>
     <w:p>
       <w:pPr>
@@ -6169,7 +6217,63 @@
         <w:rPr>
           <w:rFonts w:ascii="Arial" w:hAnsi="Arial" w:cs="Arial"/>
         </w:rPr>
-        <w:t xml:space="preserve"> file was formally verified using the Protégé ontology editor.</w:t>
+        <w:t xml:space="preserve"> file was formally verified using the Protégé ontology editor. The ontology was loaded to verify the class hierarchy, object property domain/range restrictions, and the successful application of </w:t>
+      </w:r>
+      <w:proofErr w:type="spellStart"/>
+      <w:r>
+        <w:rPr>
+          <w:rFonts w:ascii="Arial" w:hAnsi="Arial" w:cs="Arial"/>
+        </w:rPr>
+        <w:t>owl:inverseOf</w:t>
+      </w:r>
+      <w:proofErr w:type="spellEnd"/>
+      <w:r>
+        <w:rPr>
+          <w:rFonts w:ascii="Arial" w:hAnsi="Arial" w:cs="Arial"/>
+        </w:rPr>
+        <w:t xml:space="preserve"> and </w:t>
+      </w:r>
+      <w:proofErr w:type="spellStart"/>
+      <w:r>
+        <w:rPr>
+          <w:rFonts w:ascii="Arial" w:hAnsi="Arial" w:cs="Arial"/>
+        </w:rPr>
+        <w:t>owl:FunctionalProperty</w:t>
+      </w:r>
+      <w:proofErr w:type="spellEnd"/>
+      <w:r>
+        <w:rPr>
+          <w:rFonts w:ascii="Arial" w:hAnsi="Arial" w:cs="Arial"/>
+        </w:rPr>
+        <w:t xml:space="preserve"> axioms. The </w:t>
+      </w:r>
+      <w:proofErr w:type="spellStart"/>
+      <w:r>
+        <w:rPr>
+          <w:rFonts w:ascii="Arial" w:hAnsi="Arial" w:cs="Arial"/>
+        </w:rPr>
+        <w:t>HermiT</w:t>
+      </w:r>
+      <w:proofErr w:type="spellEnd"/>
+      <w:r>
+        <w:rPr>
+          <w:rFonts w:ascii="Arial" w:hAnsi="Arial" w:cs="Arial"/>
+        </w:rPr>
+        <w:t xml:space="preserve"> 1.4.3.456 reasoner was used to validate the logical consistency of the model. The reasoner was successfully started, reporting no unsatisfiable classes, which confirms that our domain constraints—such as the functional property for </w:t>
+      </w:r>
+      <w:proofErr w:type="spellStart"/>
+      <w:r>
+        <w:rPr>
+          <w:rFonts w:ascii="Arial" w:hAnsi="Arial" w:cs="Arial"/>
+        </w:rPr>
+        <w:t>music:releaseYear</w:t>
+      </w:r>
+      <w:proofErr w:type="spellEnd"/>
+      <w:r>
+        <w:rPr>
+          <w:rFonts w:ascii="Arial" w:hAnsi="Arial" w:cs="Arial"/>
+        </w:rPr>
+        <w:t xml:space="preserve">—are logically sound and free of contradictions. The integrated RDF file was also inspected to visualize the property flow between Artist, Album, and Track instances. </w:t>
       </w:r>
     </w:p>
     <w:p>
@@ -6184,132 +6288,203 @@
       </w:pPr>
       <w:r>
         <w:rPr>
-          <w:rFonts w:ascii="Arial" w:hAnsi="Arial" w:cs="Arial"/>
-        </w:rPr>
-        <w:t xml:space="preserve">The ontology was loaded to verify the class hierarchy, object property domain/range restrictions, and the successful application of </w:t>
-      </w:r>
-      <w:proofErr w:type="spellStart"/>
-      <w:r>
-        <w:rPr>
-          <w:rFonts w:ascii="Arial" w:hAnsi="Arial" w:cs="Arial"/>
-        </w:rPr>
-        <w:t>owl:inverseOf</w:t>
-      </w:r>
-      <w:proofErr w:type="spellEnd"/>
-      <w:r>
-        <w:rPr>
-          <w:rFonts w:ascii="Arial" w:hAnsi="Arial" w:cs="Arial"/>
-        </w:rPr>
-        <w:t xml:space="preserve"> and </w:t>
-      </w:r>
-      <w:proofErr w:type="spellStart"/>
-      <w:r>
-        <w:rPr>
-          <w:rFonts w:ascii="Arial" w:hAnsi="Arial" w:cs="Arial"/>
-        </w:rPr>
-        <w:t>owl:FunctionalProperty</w:t>
-      </w:r>
-      <w:proofErr w:type="spellEnd"/>
-      <w:r>
-        <w:rPr>
-          <w:rFonts w:ascii="Arial" w:hAnsi="Arial" w:cs="Arial"/>
-        </w:rPr>
-        <w:t xml:space="preserve"> axioms. </w:t>
-      </w:r>
-      <w:r>
-        <w:rPr>
-          <w:rFonts w:ascii="Arial" w:hAnsi="Arial" w:cs="Arial"/>
-        </w:rPr>
-        <w:t>The</w:t>
-      </w:r>
-      <w:r>
-        <w:rPr>
-          <w:rFonts w:ascii="Arial" w:hAnsi="Arial" w:cs="Arial"/>
-        </w:rPr>
-        <w:t xml:space="preserve"> </w:t>
-      </w:r>
-      <w:proofErr w:type="spellStart"/>
-      <w:r>
-        <w:rPr>
-          <w:rFonts w:ascii="Arial" w:hAnsi="Arial" w:cs="Arial"/>
-        </w:rPr>
-        <w:t>HermiT</w:t>
-      </w:r>
-      <w:proofErr w:type="spellEnd"/>
-      <w:r>
-        <w:rPr>
-          <w:rFonts w:ascii="Arial" w:hAnsi="Arial" w:cs="Arial"/>
-        </w:rPr>
-        <w:t xml:space="preserve"> 1.4.3.456 reasoner</w:t>
-      </w:r>
-      <w:r>
-        <w:rPr>
-          <w:rFonts w:ascii="Arial" w:hAnsi="Arial" w:cs="Arial"/>
-        </w:rPr>
-        <w:t xml:space="preserve"> was used</w:t>
-      </w:r>
-      <w:r>
-        <w:rPr>
-          <w:rFonts w:ascii="Arial" w:hAnsi="Arial" w:cs="Arial"/>
-        </w:rPr>
-        <w:t xml:space="preserve"> to validate the logical consistency of the model. The reasoner was successfully started, reporting no unsatisfiable classes, which confirms that our domain constraints (such as the functional property for </w:t>
-      </w:r>
-      <w:proofErr w:type="spellStart"/>
-      <w:r>
-        <w:rPr>
-          <w:rFonts w:ascii="Arial" w:hAnsi="Arial" w:cs="Arial"/>
-        </w:rPr>
-        <w:t>music:releaseYear</w:t>
-      </w:r>
-      <w:proofErr w:type="spellEnd"/>
-      <w:r>
-        <w:rPr>
-          <w:rFonts w:ascii="Arial" w:hAnsi="Arial" w:cs="Arial"/>
-        </w:rPr>
-        <w:t>) are logically sound and free of contradictions.</w:t>
-      </w:r>
-    </w:p>
-    <w:p>
-      <w:pPr>
-        <w:pStyle w:val="BodyText"/>
-        <w:spacing w:before="152"/>
-        <w:ind w:right="17"/>
-        <w:jc w:val="both"/>
-        <w:rPr>
-          <w:rFonts w:ascii="Arial" w:hAnsi="Arial" w:cs="Arial"/>
-        </w:rPr>
-      </w:pPr>
-      <w:r>
-        <w:rPr>
-          <w:rFonts w:ascii="Arial" w:hAnsi="Arial" w:cs="Arial"/>
-        </w:rPr>
-        <w:t>The integrated RDF file (</w:t>
-      </w:r>
-      <w:proofErr w:type="spellStart"/>
-      <w:r>
-        <w:rPr>
-          <w:rFonts w:ascii="Arial" w:hAnsi="Arial" w:cs="Arial"/>
-        </w:rPr>
-        <w:t>music_kg_integrated.rdf</w:t>
-      </w:r>
-      <w:proofErr w:type="spellEnd"/>
-      <w:r>
-        <w:rPr>
-          <w:rFonts w:ascii="Arial" w:hAnsi="Arial" w:cs="Arial"/>
-        </w:rPr>
-        <w:t>) was also inspected to visualize the property flow between Artist, Album, and Track instances.</w:t>
-      </w:r>
-    </w:p>
-    <w:p>
-      <w:pPr>
-        <w:pStyle w:val="BodyText"/>
-        <w:spacing w:before="152"/>
-        <w:ind w:right="17"/>
-        <w:jc w:val="both"/>
-        <w:rPr>
-          <w:rFonts w:ascii="Arial" w:hAnsi="Arial" w:cs="Arial"/>
-        </w:rPr>
-      </w:pPr>
+          <w:noProof/>
+        </w:rPr>
+        <mc:AlternateContent>
+          <mc:Choice Requires="wps">
+            <w:drawing>
+              <wp:anchor distT="0" distB="0" distL="114300" distR="114300" simplePos="0" relativeHeight="251660288" behindDoc="1" locked="0" layoutInCell="1" allowOverlap="1" wp14:anchorId="1110F1EA" wp14:editId="066AE6D1">
+                <wp:simplePos x="0" y="0"/>
+                <wp:positionH relativeFrom="column">
+                  <wp:posOffset>1905</wp:posOffset>
+                </wp:positionH>
+                <wp:positionV relativeFrom="paragraph">
+                  <wp:posOffset>3608070</wp:posOffset>
+                </wp:positionV>
+                <wp:extent cx="5618480" cy="635"/>
+                <wp:effectExtent l="0" t="0" r="0" b="0"/>
+                <wp:wrapTight wrapText="bothSides">
+                  <wp:wrapPolygon edited="0">
+                    <wp:start x="0" y="0"/>
+                    <wp:lineTo x="0" y="21600"/>
+                    <wp:lineTo x="21600" y="21600"/>
+                    <wp:lineTo x="21600" y="0"/>
+                  </wp:wrapPolygon>
+                </wp:wrapTight>
+                <wp:docPr id="1159651298" name="Text Box 1"/>
+                <wp:cNvGraphicFramePr/>
+                <a:graphic xmlns:a="http://schemas.openxmlformats.org/drawingml/2006/main">
+                  <a:graphicData uri="http://schemas.microsoft.com/office/word/2010/wordprocessingShape">
+                    <wps:wsp>
+                      <wps:cNvSpPr txBox="1"/>
+                      <wps:spPr>
+                        <a:xfrm>
+                          <a:off x="0" y="0"/>
+                          <a:ext cx="5618480" cy="635"/>
+                        </a:xfrm>
+                        <a:prstGeom prst="rect">
+                          <a:avLst/>
+                        </a:prstGeom>
+                        <a:solidFill>
+                          <a:prstClr val="white"/>
+                        </a:solidFill>
+                        <a:ln>
+                          <a:noFill/>
+                        </a:ln>
+                      </wps:spPr>
+                      <wps:txbx>
+                        <w:txbxContent>
+                          <w:p>
+                            <w:pPr>
+                              <w:pStyle w:val="Caption"/>
+                              <w:rPr>
+                                <w:rFonts w:ascii="Arial" w:hAnsi="Arial" w:cs="Arial"/>
+                                <w:sz w:val="22"/>
+                                <w:szCs w:val="22"/>
+                              </w:rPr>
+                            </w:pPr>
+                            <w:r>
+                              <w:t xml:space="preserve">Figure </w:t>
+                            </w:r>
+                            <w:fldSimple w:instr=" SEQ Figure \* ARABIC ">
+                              <w:r>
+                                <w:rPr>
+                                  <w:noProof/>
+                                </w:rPr>
+                                <w:t>1</w:t>
+                              </w:r>
+                            </w:fldSimple>
+                            <w:r>
+                              <w:t xml:space="preserve">: Ontology validation in Protégé using the </w:t>
+                            </w:r>
+                            <w:proofErr w:type="spellStart"/>
+                            <w:r>
+                              <w:t>HermiT</w:t>
+                            </w:r>
+                            <w:proofErr w:type="spellEnd"/>
+                            <w:r>
+                              <w:t xml:space="preserve"> reasoner.</w:t>
+                            </w:r>
+                          </w:p>
+                        </w:txbxContent>
+                      </wps:txbx>
+                      <wps:bodyPr rot="0" spcFirstLastPara="0" vertOverflow="overflow" horzOverflow="overflow" vert="horz" wrap="square" lIns="0" tIns="0" rIns="0" bIns="0" numCol="1" spcCol="0" rtlCol="0" fromWordArt="0" anchor="t" anchorCtr="0" forceAA="0" compatLnSpc="1">
+                        <a:prstTxWarp prst="textNoShape">
+                          <a:avLst/>
+                        </a:prstTxWarp>
+                        <a:spAutoFit/>
+                      </wps:bodyPr>
+                    </wps:wsp>
+                  </a:graphicData>
+                </a:graphic>
+              </wp:anchor>
+            </w:drawing>
+          </mc:Choice>
+          <mc:Fallback>
+            <w:pict>
+              <v:shapetype w14:anchorId="1110F1EA" id="_x0000_t202" coordsize="21600,21600" o:spt="202" path="m,l,21600r21600,l21600,xe">
+                <v:stroke joinstyle="miter"/>
+                <v:path gradientshapeok="t" o:connecttype="rect"/>
+              </v:shapetype>
+              <v:shape id="Text Box 1" o:spid="_x0000_s1026" type="#_x0000_t202" style="position:absolute;left:0;text-align:left;margin-left:.15pt;margin-top:284.1pt;width:442.4pt;height:.05pt;z-index:-251656192;visibility:visible;mso-wrap-style:square;mso-wrap-distance-left:9pt;mso-wrap-distance-top:0;mso-wrap-distance-right:9pt;mso-wrap-distance-bottom:0;mso-position-horizontal:absolute;mso-position-horizontal-relative:text;mso-position-vertical:absolute;mso-position-vertical-relative:text;v-text-anchor:top" o:gfxdata="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" stroked="f">
+                <v:textbox style="mso-fit-shape-to-text:t" inset="0,0,0,0">
+                  <w:txbxContent>
+                    <w:p>
+                      <w:pPr>
+                        <w:pStyle w:val="Caption"/>
+                        <w:rPr>
+                          <w:rFonts w:ascii="Arial" w:hAnsi="Arial" w:cs="Arial"/>
+                          <w:sz w:val="22"/>
+                          <w:szCs w:val="22"/>
+                        </w:rPr>
+                      </w:pPr>
+                      <w:r>
+                        <w:t xml:space="preserve">Figure </w:t>
+                      </w:r>
+                      <w:fldSimple w:instr=" SEQ Figure \* ARABIC ">
+                        <w:r>
+                          <w:rPr>
+                            <w:noProof/>
+                          </w:rPr>
+                          <w:t>1</w:t>
+                        </w:r>
+                      </w:fldSimple>
+                      <w:r>
+                        <w:t xml:space="preserve">: Ontology validation in Protégé using the </w:t>
+                      </w:r>
+                      <w:proofErr w:type="spellStart"/>
+                      <w:r>
+                        <w:t>HermiT</w:t>
+                      </w:r>
+                      <w:proofErr w:type="spellEnd"/>
+                      <w:r>
+                        <w:t xml:space="preserve"> reasoner.</w:t>
+                      </w:r>
+                    </w:p>
+                  </w:txbxContent>
+                </v:textbox>
+                <w10:wrap type="tight"/>
+              </v:shape>
+            </w:pict>
+          </mc:Fallback>
+        </mc:AlternateContent>
+      </w:r>
+      <w:r>
+        <w:rPr>
+          <w:rFonts w:ascii="Arial" w:hAnsi="Arial" w:cs="Arial"/>
+        </w:rPr>
+        <w:drawing>
+          <wp:anchor distT="0" distB="0" distL="114300" distR="114300" simplePos="0" relativeHeight="251658240" behindDoc="1" locked="0" layoutInCell="1" allowOverlap="1" wp14:anchorId="601955CE" wp14:editId="434F2F5E">
+            <wp:simplePos x="0" y="0"/>
+            <wp:positionH relativeFrom="column">
+              <wp:posOffset>1905</wp:posOffset>
+            </wp:positionH>
+            <wp:positionV relativeFrom="paragraph">
+              <wp:posOffset>707390</wp:posOffset>
+            </wp:positionV>
+            <wp:extent cx="5618480" cy="2820670"/>
+            <wp:effectExtent l="0" t="0" r="1270" b="0"/>
+            <wp:wrapTight wrapText="bothSides">
+              <wp:wrapPolygon edited="0">
+                <wp:start x="0" y="0"/>
+                <wp:lineTo x="0" y="21444"/>
+                <wp:lineTo x="21532" y="21444"/>
+                <wp:lineTo x="21532" y="0"/>
+                <wp:lineTo x="0" y="0"/>
+              </wp:wrapPolygon>
+            </wp:wrapTight>
+            <wp:docPr id="479833147" name="Picture 1"/>
+            <wp:cNvGraphicFramePr>
+              <a:graphicFrameLocks xmlns:a="http://schemas.openxmlformats.org/drawingml/2006/main" noChangeAspect="1"/>
+            </wp:cNvGraphicFramePr>
+            <a:graphic xmlns:a="http://schemas.openxmlformats.org/drawingml/2006/main">
+              <a:graphicData uri="http://schemas.openxmlformats.org/drawingml/2006/picture">
+                <pic:pic xmlns:pic="http://schemas.openxmlformats.org/drawingml/2006/picture">
+                  <pic:nvPicPr>
+                    <pic:cNvPr id="479833147" name=""/>
+                    <pic:cNvPicPr/>
+                  </pic:nvPicPr>
+                  <pic:blipFill>
+                    <a:blip r:embed="rId6"/>
+                    <a:stretch>
+                      <a:fillRect/>
+                    </a:stretch>
+                  </pic:blipFill>
+                  <pic:spPr>
+                    <a:xfrm>
+                      <a:off x="0" y="0"/>
+                      <a:ext cx="5618480" cy="2820670"/>
+                    </a:xfrm>
+                    <a:prstGeom prst="rect">
+                      <a:avLst/>
+                    </a:prstGeom>
+                  </pic:spPr>
+                </pic:pic>
+              </a:graphicData>
+            </a:graphic>
+          </wp:anchor>
+        </w:drawing>
+      </w:r>
       <w:r>
         <w:rPr>
           <w:rFonts w:ascii="Arial" w:hAnsi="Arial" w:cs="Arial"/>
@@ -6328,103 +6503,8 @@
         <w:rPr>
           <w:rFonts w:ascii="Arial" w:hAnsi="Arial" w:cs="Arial"/>
         </w:rPr>
-        <w:t xml:space="preserve"> ontology, highlighting the active reasoner and the successfully parsed metrics (190 axioms, 70 logical axioms).</w:t>
-      </w:r>
-    </w:p>
-    <w:p>
-      <w:pPr>
-        <w:pStyle w:val="BodyText"/>
-        <w:spacing w:before="152"/>
-        <w:ind w:right="17"/>
-        <w:jc w:val="both"/>
-        <w:rPr>
-          <w:rFonts w:ascii="Arial" w:hAnsi="Arial" w:cs="Arial"/>
-          <w:highlight w:val="yellow"/>
-        </w:rPr>
-      </w:pPr>
-      <w:r>
-        <w:rPr>
-          <w:rFonts w:ascii="Arial" w:hAnsi="Arial" w:cs="Arial"/>
-          <w:i/>
-          <w:iCs/>
-          <w:highlight w:val="yellow"/>
-        </w:rPr>
-        <w:t>[SCREENSHOT]</w:t>
-      </w:r>
-      <w:r>
-        <w:rPr>
-          <w:rFonts w:ascii="Arial" w:hAnsi="Arial" w:cs="Arial"/>
-          <w:highlight w:val="yellow"/>
-        </w:rPr>
-        <w:t xml:space="preserve"> </w:t>
-      </w:r>
-    </w:p>
-    <w:p>
-      <w:pPr>
-        <w:pStyle w:val="BodyText"/>
-        <w:spacing w:before="152"/>
-        <w:ind w:right="17"/>
-        <w:jc w:val="both"/>
-        <w:rPr>
-          <w:rFonts w:ascii="Arial" w:hAnsi="Arial" w:cs="Arial"/>
-        </w:rPr>
-      </w:pPr>
-      <w:r>
-        <w:rPr>
-          <w:rFonts w:ascii="Arial" w:hAnsi="Arial" w:cs="Arial"/>
-          <w:b/>
-          <w:bCs/>
-          <w:highlight w:val="yellow"/>
-        </w:rPr>
-        <w:t>Figure 1:</w:t>
-      </w:r>
-      <w:r>
-        <w:rPr>
-          <w:rFonts w:ascii="Arial" w:hAnsi="Arial" w:cs="Arial"/>
-          <w:highlight w:val="yellow"/>
-        </w:rPr>
-        <w:t xml:space="preserve"> </w:t>
-      </w:r>
-      <w:r>
-        <w:rPr>
-          <w:rFonts w:ascii="Arial" w:hAnsi="Arial" w:cs="Arial"/>
-          <w:i/>
-          <w:iCs/>
-          <w:highlight w:val="yellow"/>
-        </w:rPr>
-        <w:t xml:space="preserve">Ontology validation in Protégé using the </w:t>
-      </w:r>
-      <w:proofErr w:type="spellStart"/>
-      <w:r>
-        <w:rPr>
-          <w:rFonts w:ascii="Arial" w:hAnsi="Arial" w:cs="Arial"/>
-          <w:i/>
-          <w:iCs/>
-          <w:highlight w:val="yellow"/>
-        </w:rPr>
-        <w:t>HermiT</w:t>
-      </w:r>
-      <w:proofErr w:type="spellEnd"/>
-      <w:r>
-        <w:rPr>
-          <w:rFonts w:ascii="Arial" w:hAnsi="Arial" w:cs="Arial"/>
-          <w:i/>
-          <w:iCs/>
-          <w:highlight w:val="yellow"/>
-        </w:rPr>
-        <w:t xml:space="preserve"> reasoner.</w:t>
-      </w:r>
-    </w:p>
-    <w:p>
-      <w:pPr>
-        <w:pStyle w:val="BodyText"/>
-        <w:spacing w:before="152"/>
-        <w:ind w:right="17"/>
-        <w:jc w:val="both"/>
-        <w:rPr>
-          <w:rFonts w:ascii="Arial" w:hAnsi="Arial" w:cs="Arial"/>
-        </w:rPr>
-      </w:pPr>
+        <w:t xml:space="preserve"> ontology, highlighting the active reasoner and the successfully parsed metrics (58 axioms and 29 logical axioms).</w:t>
+      </w:r>
     </w:p>
     <w:p>
       <w:pPr>
@@ -6533,7 +6613,14 @@
         <w:rPr>
           <w:rFonts w:ascii="Arial" w:hAnsi="Arial" w:cs="Arial"/>
         </w:rPr>
-        <w:t>a set of custom inference rules was developed using SPARQL Inferencing Notation (SPIN) principles.</w:t>
+        <w:t xml:space="preserve">a set of custom inference </w:t>
+      </w:r>
+      <w:r>
+        <w:rPr>
+          <w:rFonts w:ascii="Arial" w:hAnsi="Arial" w:cs="Arial"/>
+        </w:rPr>
+        <w:lastRenderedPageBreak/>
+        <w:t>rules was developed using SPARQL Inferencing Notation (SPIN) principles.</w:t>
       </w:r>
     </w:p>
     <w:p>
@@ -6819,7 +6906,6 @@
         <w:rPr>
           <w:rFonts w:ascii="Arial" w:hAnsi="Arial" w:cs="Arial"/>
         </w:rPr>
-        <w:lastRenderedPageBreak/>
         <w:t xml:space="preserve">A </w:t>
       </w:r>
       <w:r>
@@ -7354,7 +7440,21 @@
         <w:rPr>
           <w:rFonts w:ascii="Arial" w:hAnsi="Arial" w:cs="Arial"/>
         </w:rPr>
-        <w:t xml:space="preserve">Using FILTER NOT EXISTS clauses, the maintenance logic verifies that an album node is only preserved if it maintains an active </w:t>
+        <w:t xml:space="preserve">Using FILTER NOT EXISTS clauses, the maintenance logic verifies that an album node is only preserved if it maintains </w:t>
+      </w:r>
+      <w:proofErr w:type="gramStart"/>
+      <w:r>
+        <w:rPr>
+          <w:rFonts w:ascii="Arial" w:hAnsi="Arial" w:cs="Arial"/>
+        </w:rPr>
+        <w:t>an active</w:t>
+      </w:r>
+      <w:proofErr w:type="gramEnd"/>
+      <w:r>
+        <w:rPr>
+          <w:rFonts w:ascii="Arial" w:hAnsi="Arial" w:cs="Arial"/>
+        </w:rPr>
+        <w:t xml:space="preserve"> </w:t>
       </w:r>
       <w:proofErr w:type="spellStart"/>
       <w:r>
@@ -7378,7 +7478,28 @@
         <w:rPr>
           <w:rFonts w:ascii="Arial" w:hAnsi="Arial" w:cs="Arial"/>
         </w:rPr>
-        <w:t>link from an Artist or holds at least one child Track node. This prevents "dangling" semantic entities that could otherwise lead to null pointer exceptions or broken semantic chains in the frontend.</w:t>
+        <w:t xml:space="preserve">link from an Artist or holds at least one child Track node. This prevents "dangling" semantic entities that </w:t>
+      </w:r>
+      <w:r>
+        <w:rPr>
+          <w:rFonts w:ascii="Arial" w:hAnsi="Arial" w:cs="Arial"/>
+        </w:rPr>
+        <w:lastRenderedPageBreak/>
+        <w:t xml:space="preserve">could otherwise lead to null pointer exceptions or broken semantic chains in the </w:t>
+      </w:r>
+      <w:proofErr w:type="gramStart"/>
+      <w:r>
+        <w:rPr>
+          <w:rFonts w:ascii="Arial" w:hAnsi="Arial" w:cs="Arial"/>
+        </w:rPr>
+        <w:t>frontend</w:t>
+      </w:r>
+      <w:proofErr w:type="gramEnd"/>
+      <w:r>
+        <w:rPr>
+          <w:rFonts w:ascii="Arial" w:hAnsi="Arial" w:cs="Arial"/>
+        </w:rPr>
+        <w:t>.</w:t>
       </w:r>
     </w:p>
     <w:p>
@@ -7483,7 +7604,21 @@
         <w:rPr>
           <w:rFonts w:ascii="Arial" w:hAnsi="Arial" w:cs="Arial"/>
         </w:rPr>
-        <w:t xml:space="preserve">Before any reasoning pass, the system executes an automated DELETE operation to purge previously inferred class assertions (e.g., </w:t>
+        <w:t xml:space="preserve">Before any reasoning </w:t>
+      </w:r>
+      <w:proofErr w:type="gramStart"/>
+      <w:r>
+        <w:rPr>
+          <w:rFonts w:ascii="Arial" w:hAnsi="Arial" w:cs="Arial"/>
+        </w:rPr>
+        <w:t>pass</w:t>
+      </w:r>
+      <w:proofErr w:type="gramEnd"/>
+      <w:r>
+        <w:rPr>
+          <w:rFonts w:ascii="Arial" w:hAnsi="Arial" w:cs="Arial"/>
+        </w:rPr>
+        <w:t xml:space="preserve">, the system executes an automated DELETE operation to purge previously inferred class assertions (e.g., </w:t>
       </w:r>
       <w:proofErr w:type="spellStart"/>
       <w:r>
@@ -7600,7 +7735,6 @@
         <w:rPr>
           <w:rFonts w:ascii="Arial" w:hAnsi="Arial" w:cs="Arial"/>
         </w:rPr>
-        <w:lastRenderedPageBreak/>
         <w:t>Read Operations: The application now supports complex analytical queries, including pagination, multi-level aggregation, and audio feature distribution analysis.</w:t>
       </w:r>
     </w:p>
@@ -8042,6 +8176,7 @@
         <w:t xml:space="preserve"> Lookup API to resolve the local </w:t>
       </w:r>
       <w:proofErr w:type="spellStart"/>
+      <w:proofErr w:type="gramStart"/>
       <w:r>
         <w:rPr>
           <w:rFonts w:ascii="Arial" w:hAnsi="Arial" w:cs="Arial"/>
@@ -8049,6 +8184,7 @@
         <w:t>artistName</w:t>
       </w:r>
       <w:proofErr w:type="spellEnd"/>
+      <w:proofErr w:type="gramEnd"/>
       <w:r>
         <w:rPr>
           <w:rFonts w:ascii="Arial" w:hAnsi="Arial" w:cs="Arial"/>
@@ -8081,7 +8217,14 @@
         <w:rPr>
           <w:rFonts w:ascii="Arial" w:hAnsi="Arial" w:cs="Arial"/>
         </w:rPr>
-        <w:t xml:space="preserve"> endpoint to extract the English abstract and the corresponding </w:t>
+        <w:t xml:space="preserve"> endpoint to extract the English </w:t>
+      </w:r>
+      <w:r>
+        <w:rPr>
+          <w:rFonts w:ascii="Arial" w:hAnsi="Arial" w:cs="Arial"/>
+        </w:rPr>
+        <w:lastRenderedPageBreak/>
+        <w:t xml:space="preserve">abstract and the corresponding </w:t>
       </w:r>
       <w:proofErr w:type="spellStart"/>
       <w:r>
@@ -8164,7 +8307,21 @@
         <w:rPr>
           <w:rFonts w:ascii="Arial" w:hAnsi="Arial" w:cs="Arial"/>
         </w:rPr>
-        <w:t xml:space="preserve"> Query Service (WDQS) to resolve complex metadata, such as high-resolution image URLs and the artist’s country of origin.</w:t>
+        <w:t xml:space="preserve"> Query Service (WDQS) to resolve complex </w:t>
+      </w:r>
+      <w:proofErr w:type="gramStart"/>
+      <w:r>
+        <w:rPr>
+          <w:rFonts w:ascii="Arial" w:hAnsi="Arial" w:cs="Arial"/>
+        </w:rPr>
+        <w:t>metadata</w:t>
+      </w:r>
+      <w:proofErr w:type="gramEnd"/>
+      <w:r>
+        <w:rPr>
+          <w:rFonts w:ascii="Arial" w:hAnsi="Arial" w:cs="Arial"/>
+        </w:rPr>
+        <w:t>, such as high-resolution image URLs and the artist’s country of origin.</w:t>
       </w:r>
     </w:p>
     <w:p>
@@ -8183,7 +8340,21 @@
         <w:rPr>
           <w:rFonts w:ascii="Arial" w:hAnsi="Arial" w:cs="Arial"/>
         </w:rPr>
-        <w:t>Once fetched and sanitized, the engine generates new RDF triples. These are persisted locally in data/</w:t>
+        <w:t xml:space="preserve">Once fetched and sanitized, the engine generates new RDF triples. These </w:t>
+      </w:r>
+      <w:proofErr w:type="gramStart"/>
+      <w:r>
+        <w:rPr>
+          <w:rFonts w:ascii="Arial" w:hAnsi="Arial" w:cs="Arial"/>
+        </w:rPr>
+        <w:t>are persisted</w:t>
+      </w:r>
+      <w:proofErr w:type="gramEnd"/>
+      <w:r>
+        <w:rPr>
+          <w:rFonts w:ascii="Arial" w:hAnsi="Arial" w:cs="Arial"/>
+        </w:rPr>
+        <w:t xml:space="preserve"> locally in data/</w:t>
       </w:r>
       <w:proofErr w:type="spellStart"/>
       <w:r>
@@ -8308,7 +8479,21 @@
         <w:rPr>
           <w:rFonts w:ascii="Arial" w:hAnsi="Arial" w:cs="Arial"/>
         </w:rPr>
-        <w:t xml:space="preserve">By persisting enriched data into the local </w:t>
+        <w:t xml:space="preserve">By </w:t>
+      </w:r>
+      <w:proofErr w:type="gramStart"/>
+      <w:r>
+        <w:rPr>
+          <w:rFonts w:ascii="Arial" w:hAnsi="Arial" w:cs="Arial"/>
+        </w:rPr>
+        <w:t>persisting enriched</w:t>
+      </w:r>
+      <w:proofErr w:type="gramEnd"/>
+      <w:r>
+        <w:rPr>
+          <w:rFonts w:ascii="Arial" w:hAnsi="Arial" w:cs="Arial"/>
+        </w:rPr>
+        <w:t xml:space="preserve"> data into the local </w:t>
       </w:r>
       <w:proofErr w:type="spellStart"/>
       <w:r>
@@ -8322,14 +8507,7 @@
         <w:rPr>
           <w:rFonts w:ascii="Arial" w:hAnsi="Arial" w:cs="Arial"/>
         </w:rPr>
-        <w:t xml:space="preserve">, the system </w:t>
-      </w:r>
-      <w:r>
-        <w:rPr>
-          <w:rFonts w:ascii="Arial" w:hAnsi="Arial" w:cs="Arial"/>
-        </w:rPr>
-        <w:lastRenderedPageBreak/>
-        <w:t>ensures that subsequent requests for the same artist are served entirely from local memory. This decouples the application from the potential downtime or rate-limiting of external SPARQL endpoints.</w:t>
+        <w:t>, the system ensures that subsequent requests for the same artist are served entirely from local memory. This decouples the application from the potential downtime or rate-limiting of external SPARQL endpoints.</w:t>
       </w:r>
     </w:p>
     <w:p>
@@ -8348,7 +8526,21 @@
         <w:rPr>
           <w:rFonts w:ascii="Arial" w:hAnsi="Arial" w:cs="Arial"/>
         </w:rPr>
-        <w:t>Asynchronous UX Patterns: To prevent the perception of system latency during federated lookups, the frontend implements a non-blocking notification mechanism. An 800ms threshold timer is used</w:t>
+        <w:t xml:space="preserve">Asynchronous UX Patterns: To prevent the perception of system latency during federated lookups, the </w:t>
+      </w:r>
+      <w:proofErr w:type="gramStart"/>
+      <w:r>
+        <w:rPr>
+          <w:rFonts w:ascii="Arial" w:hAnsi="Arial" w:cs="Arial"/>
+        </w:rPr>
+        <w:t>frontend</w:t>
+      </w:r>
+      <w:proofErr w:type="gramEnd"/>
+      <w:r>
+        <w:rPr>
+          <w:rFonts w:ascii="Arial" w:hAnsi="Arial" w:cs="Arial"/>
+        </w:rPr>
+        <w:t xml:space="preserve"> implements a non-blocking notification mechanism. An 800ms threshold timer is used</w:t>
       </w:r>
       <w:r>
         <w:rPr>
@@ -8710,6 +8902,7 @@
         <w:rPr>
           <w:rFonts w:ascii="Arial" w:hAnsi="Arial" w:cs="Arial"/>
         </w:rPr>
+        <w:lastRenderedPageBreak/>
         <w:t>music:Track</w:t>
       </w:r>
       <w:proofErr w:type="spellEnd"/>
@@ -8944,7 +9137,6 @@
         <w:rPr>
           <w:rFonts w:ascii="Arial" w:hAnsi="Arial" w:cs="Arial"/>
         </w:rPr>
-        <w:lastRenderedPageBreak/>
         <w:t xml:space="preserve">Album-to-Track: Album detail pages are rendered with </w:t>
       </w:r>
       <w:proofErr w:type="spellStart"/>
@@ -9015,7 +9207,21 @@
         <w:rPr>
           <w:rFonts w:ascii="Arial" w:hAnsi="Arial" w:cs="Arial"/>
         </w:rPr>
-        <w:t>". This parent-child relationship allows crawlers to understand that a track is an constituent part of a specific album entity.</w:t>
+        <w:t xml:space="preserve">". This parent-child relationship allows crawlers to understand that a track is </w:t>
+      </w:r>
+      <w:proofErr w:type="gramStart"/>
+      <w:r>
+        <w:rPr>
+          <w:rFonts w:ascii="Arial" w:hAnsi="Arial" w:cs="Arial"/>
+        </w:rPr>
+        <w:t>an</w:t>
+      </w:r>
+      <w:proofErr w:type="gramEnd"/>
+      <w:r>
+        <w:rPr>
+          <w:rFonts w:ascii="Arial" w:hAnsi="Arial" w:cs="Arial"/>
+        </w:rPr>
+        <w:t xml:space="preserve"> constituent part of a specific album entity.</w:t>
       </w:r>
     </w:p>
     <w:p>
@@ -9066,6 +9272,7 @@
         <w:t xml:space="preserve"> utility employs SAMPLE aggregation in SPARQL. This allows the search results page to dynamically expose the associated </w:t>
       </w:r>
       <w:proofErr w:type="spellStart"/>
+      <w:proofErr w:type="gramStart"/>
       <w:r>
         <w:rPr>
           <w:rFonts w:ascii="Arial" w:hAnsi="Arial" w:cs="Arial"/>
@@ -9073,6 +9280,7 @@
         <w:t>artistName</w:t>
       </w:r>
       <w:proofErr w:type="spellEnd"/>
+      <w:proofErr w:type="gramEnd"/>
       <w:r>
         <w:rPr>
           <w:rFonts w:ascii="Arial" w:hAnsi="Arial" w:cs="Arial"/>
@@ -9225,9 +9433,24 @@
         <w:rPr>
           <w:rFonts w:ascii="Arial" w:hAnsi="Arial" w:cs="Arial"/>
         </w:rPr>
-        <w:t xml:space="preserve">By using the resource attribute bound to the unique URI of the node (e.g., resource="{{ </w:t>
-      </w:r>
-      <w:proofErr w:type="spellStart"/>
+        <w:t>By using the resource attribute bound to the unique URI of the node (e.g., resource</w:t>
+      </w:r>
+      <w:proofErr w:type="gramStart"/>
+      <w:r>
+        <w:rPr>
+          <w:rFonts w:ascii="Arial" w:hAnsi="Arial" w:cs="Arial"/>
+        </w:rPr>
+        <w:t>="{{</w:t>
+      </w:r>
+      <w:proofErr w:type="gramEnd"/>
+      <w:r>
+        <w:rPr>
+          <w:rFonts w:ascii="Arial" w:hAnsi="Arial" w:cs="Arial"/>
+        </w:rPr>
+        <w:t xml:space="preserve"> </w:t>
+      </w:r>
+      <w:proofErr w:type="spellStart"/>
+      <w:proofErr w:type="gramStart"/>
       <w:r>
         <w:rPr>
           <w:rFonts w:ascii="Arial" w:hAnsi="Arial" w:cs="Arial"/>
@@ -9239,7 +9462,14 @@
         <w:rPr>
           <w:rFonts w:ascii="Arial" w:hAnsi="Arial" w:cs="Arial"/>
         </w:rPr>
-        <w:t xml:space="preserve"> }}"), </w:t>
+        <w:t xml:space="preserve"> }}"</w:t>
+      </w:r>
+      <w:proofErr w:type="gramEnd"/>
+      <w:r>
+        <w:rPr>
+          <w:rFonts w:ascii="Arial" w:hAnsi="Arial" w:cs="Arial"/>
+        </w:rPr>
+        <w:t xml:space="preserve">), </w:t>
       </w:r>
       <w:r>
         <w:rPr>
@@ -9340,7 +9570,14 @@
         <w:rPr>
           <w:rFonts w:ascii="Arial" w:hAnsi="Arial" w:cs="Arial"/>
         </w:rPr>
-        <w:t xml:space="preserve">) project successfully elevated a static RDF database into a highly dynamic and intelligent semantic ecosystem. By transitioning from a read-only data model to a fully interactive system, the project demonstrates the practical viability of the Semantic Web in modern application development. </w:t>
+        <w:t xml:space="preserve">) project successfully elevated a static RDF database into a highly dynamic and intelligent semantic ecosystem. By </w:t>
+      </w:r>
+      <w:r>
+        <w:rPr>
+          <w:rFonts w:ascii="Arial" w:hAnsi="Arial" w:cs="Arial"/>
+        </w:rPr>
+        <w:lastRenderedPageBreak/>
+        <w:t xml:space="preserve">transitioning from a read-only data model to a fully interactive system, the project demonstrates the practical viability of the Semantic Web in modern application development. </w:t>
       </w:r>
     </w:p>
     <w:p>
@@ -9542,14 +9779,7 @@
         <w:rPr>
           <w:rFonts w:ascii="Arial" w:hAnsi="Arial" w:cs="Arial"/>
         </w:rPr>
-        <w:t xml:space="preserve"> project successfully demonstrates that semantic </w:t>
-      </w:r>
-      <w:r>
-        <w:rPr>
-          <w:rFonts w:ascii="Arial" w:hAnsi="Arial" w:cs="Arial"/>
-        </w:rPr>
-        <w:lastRenderedPageBreak/>
-        <w:t xml:space="preserve">technologies can support complex user-facing features while maintaining strict logical constraints. Despite the inherent challenges of federated data and logical reasoning, the system achieved a stable, scalable, and validated state, confirming that formal ontologies combined with intelligent inference layers provide a superior foundation for music information retrieval and knowledge management. </w:t>
+        <w:t xml:space="preserve"> project successfully demonstrates that semantic technologies can support complex user-facing features while maintaining strict logical constraints. Despite the inherent challenges of federated data and logical reasoning, the system achieved a stable, scalable, and validated state, confirming that formal ontologies combined with intelligent inference layers provide a superior foundation for music information retrieval and knowledge management. </w:t>
       </w:r>
     </w:p>
     <w:p>
@@ -9573,7 +9803,6 @@
           <w:rFonts w:ascii="Arial" w:hAnsi="Arial" w:cs="Arial"/>
           <w:sz w:val="28"/>
           <w:szCs w:val="28"/>
-          <w:highlight w:val="yellow"/>
         </w:rPr>
       </w:pPr>
       <w:bookmarkStart w:id="9" w:name="_bookmark10"/>
@@ -9587,7 +9816,6 @@
           <w:color w:val="2D74B5"/>
           <w:sz w:val="28"/>
           <w:szCs w:val="28"/>
-          <w:highlight w:val="yellow"/>
         </w:rPr>
         <w:t>Configuration</w:t>
       </w:r>
@@ -9598,7 +9826,6 @@
           <w:spacing w:val="-9"/>
           <w:sz w:val="28"/>
           <w:szCs w:val="28"/>
-          <w:highlight w:val="yellow"/>
         </w:rPr>
         <w:t xml:space="preserve"> </w:t>
       </w:r>
@@ -9608,7 +9835,6 @@
           <w:color w:val="2D74B5"/>
           <w:sz w:val="28"/>
           <w:szCs w:val="28"/>
-          <w:highlight w:val="yellow"/>
         </w:rPr>
         <w:t>and</w:t>
       </w:r>
@@ -9619,7 +9845,6 @@
           <w:spacing w:val="-9"/>
           <w:sz w:val="28"/>
           <w:szCs w:val="28"/>
-          <w:highlight w:val="yellow"/>
         </w:rPr>
         <w:t xml:space="preserve"> </w:t>
       </w:r>
@@ -9630,7 +9855,6 @@
           <w:spacing w:val="-2"/>
           <w:sz w:val="28"/>
           <w:szCs w:val="28"/>
-          <w:highlight w:val="yellow"/>
         </w:rPr>
         <w:t>Execution</w:t>
       </w:r>
@@ -9767,7 +9991,7 @@
           <w:sz w:val="24"/>
           <w:szCs w:val="24"/>
         </w:rPr>
-        <w:t>6</w:t>
+        <w:t>8</w:t>
       </w:r>
       <w:r>
         <w:rPr>
@@ -9865,33 +10089,119 @@
         <w:jc w:val="both"/>
         <w:rPr>
           <w:rFonts w:ascii="Arial" w:hAnsi="Arial" w:cs="Arial"/>
-        </w:rPr>
-      </w:pPr>
-      <w:r>
-        <w:rPr>
-          <w:rFonts w:ascii="Arial" w:hAnsi="Arial" w:cs="Arial"/>
           <w:i/>
           <w:iCs/>
         </w:rPr>
-        <w:t xml:space="preserve">This generates the </w:t>
-      </w:r>
-      <w:proofErr w:type="spellStart"/>
+      </w:pPr>
       <w:r>
         <w:rPr>
           <w:rFonts w:ascii="Arial" w:hAnsi="Arial" w:cs="Arial"/>
           <w:i/>
           <w:iCs/>
         </w:rPr>
-        <w:t>music_kg.nt</w:t>
-      </w:r>
-      <w:proofErr w:type="spellEnd"/>
+        <w:t>This performs the ETL</w:t>
+      </w:r>
       <w:r>
         <w:rPr>
           <w:rFonts w:ascii="Arial" w:hAnsi="Arial" w:cs="Arial"/>
           <w:i/>
           <w:iCs/>
         </w:rPr>
-        <w:t xml:space="preserve"> file required for initialization.</w:t>
+        <w:t xml:space="preserve"> </w:t>
+      </w:r>
+      <w:r>
+        <w:rPr>
+          <w:rFonts w:ascii="Arial" w:hAnsi="Arial" w:cs="Arial"/>
+          <w:i/>
+          <w:iCs/>
+        </w:rPr>
+        <w:t>process</w:t>
+      </w:r>
+      <w:r>
+        <w:rPr>
+          <w:rFonts w:ascii="Arial" w:hAnsi="Arial" w:cs="Arial"/>
+          <w:i/>
+          <w:iCs/>
+        </w:rPr>
+        <w:t xml:space="preserve"> and g</w:t>
+      </w:r>
+      <w:r>
+        <w:rPr>
+          <w:rFonts w:ascii="Arial" w:hAnsi="Arial" w:cs="Arial"/>
+          <w:i/>
+          <w:iCs/>
+        </w:rPr>
+        <w:t>enerat</w:t>
+      </w:r>
+      <w:r>
+        <w:rPr>
+          <w:rFonts w:ascii="Arial" w:hAnsi="Arial" w:cs="Arial"/>
+          <w:i/>
+          <w:iCs/>
+        </w:rPr>
+        <w:t>es</w:t>
+      </w:r>
+      <w:r>
+        <w:rPr>
+          <w:rFonts w:ascii="Arial" w:hAnsi="Arial" w:cs="Arial"/>
+          <w:i/>
+          <w:iCs/>
+        </w:rPr>
+        <w:t xml:space="preserve"> </w:t>
+      </w:r>
+      <w:proofErr w:type="spellStart"/>
+      <w:r>
+        <w:rPr>
+          <w:rFonts w:ascii="Arial" w:hAnsi="Arial" w:cs="Arial"/>
+          <w:i/>
+          <w:iCs/>
+        </w:rPr>
+        <w:t>facts_only.nt</w:t>
+      </w:r>
+      <w:proofErr w:type="spellEnd"/>
+      <w:r>
+        <w:rPr>
+          <w:rFonts w:ascii="Arial" w:hAnsi="Arial" w:cs="Arial"/>
+          <w:i/>
+          <w:iCs/>
+        </w:rPr>
+        <w:t xml:space="preserve"> (for raw data), </w:t>
+      </w:r>
+      <w:proofErr w:type="spellStart"/>
+      <w:r>
+        <w:rPr>
+          <w:rFonts w:ascii="Arial" w:hAnsi="Arial" w:cs="Arial"/>
+          <w:i/>
+          <w:iCs/>
+        </w:rPr>
+        <w:t>ontology.ttl</w:t>
+      </w:r>
+      <w:proofErr w:type="spellEnd"/>
+      <w:r>
+        <w:rPr>
+          <w:rFonts w:ascii="Arial" w:hAnsi="Arial" w:cs="Arial"/>
+          <w:i/>
+          <w:iCs/>
+        </w:rPr>
+        <w:t xml:space="preserve"> (for schema definition), and </w:t>
+      </w:r>
+      <w:proofErr w:type="spellStart"/>
+      <w:r>
+        <w:rPr>
+          <w:rFonts w:ascii="Arial" w:hAnsi="Arial" w:cs="Arial"/>
+          <w:i/>
+          <w:iCs/>
+        </w:rPr>
+        <w:t>spin_rules.ttl</w:t>
+      </w:r>
+      <w:proofErr w:type="spellEnd"/>
+      <w:r>
+        <w:rPr>
+          <w:rFonts w:ascii="Arial" w:hAnsi="Arial" w:cs="Arial"/>
+          <w:i/>
+          <w:iCs/>
+        </w:rPr>
+        <w:t xml:space="preserve"> (for inference logic).</w:t>
       </w:r>
     </w:p>
     <w:p>
@@ -9908,7 +10218,18 @@
           <w:b/>
           <w:bCs/>
         </w:rPr>
-        <w:t>Step 2: Start the Django Semantic Backend</w:t>
+        <w:t>Step 2</w:t>
+      </w:r>
+      <w:r>
+        <w:t xml:space="preserve">: </w:t>
+      </w:r>
+      <w:r>
+        <w:rPr>
+          <w:rFonts w:ascii="Arial" w:hAnsi="Arial" w:cs="Arial"/>
+          <w:b/>
+          <w:bCs/>
+        </w:rPr>
+        <w:t>Automated Reasoning and Initialization</w:t>
       </w:r>
     </w:p>
     <w:p>
@@ -9923,8 +10244,16 @@
         <w:rPr>
           <w:rFonts w:ascii="Arial" w:hAnsi="Arial" w:cs="Arial"/>
         </w:rPr>
-        <w:t>python manage.py migrate</w:t>
-      </w:r>
+        <w:t>python music_graph/spin_rules.py --output data/</w:t>
+      </w:r>
+      <w:proofErr w:type="spellStart"/>
+      <w:r>
+        <w:rPr>
+          <w:rFonts w:ascii="Arial" w:hAnsi="Arial" w:cs="Arial"/>
+        </w:rPr>
+        <w:t>spin_rules.ttl</w:t>
+      </w:r>
+      <w:proofErr w:type="spellEnd"/>
     </w:p>
     <w:p>
       <w:pPr>
@@ -9938,7 +10267,7 @@
         <w:rPr>
           <w:rFonts w:ascii="Arial" w:hAnsi="Arial" w:cs="Arial"/>
         </w:rPr>
-        <w:t xml:space="preserve">python manage.py </w:t>
+        <w:t xml:space="preserve">python manage.py migrate python manage.py </w:t>
       </w:r>
       <w:proofErr w:type="spellStart"/>
       <w:r>
@@ -9948,77 +10277,6 @@
         <w:t>runserver</w:t>
       </w:r>
       <w:proofErr w:type="spellEnd"/>
-    </w:p>
-    <w:p>
-      <w:pPr>
-        <w:spacing w:after="200"/>
-        <w:jc w:val="both"/>
-        <w:rPr>
-          <w:rFonts w:ascii="Arial" w:hAnsi="Arial" w:cs="Arial"/>
-        </w:rPr>
-      </w:pPr>
-      <w:r>
-        <w:rPr>
-          <w:rFonts w:ascii="Arial" w:hAnsi="Arial" w:cs="Arial"/>
-          <w:i/>
-          <w:iCs/>
-        </w:rPr>
-        <w:t xml:space="preserve">Upon startup, Django will automatically detect </w:t>
-      </w:r>
-      <w:proofErr w:type="spellStart"/>
-      <w:r>
-        <w:rPr>
-          <w:rFonts w:ascii="Arial" w:hAnsi="Arial" w:cs="Arial"/>
-          <w:i/>
-          <w:iCs/>
-        </w:rPr>
-        <w:t>GraphDB</w:t>
-      </w:r>
-      <w:proofErr w:type="spellEnd"/>
-      <w:r>
-        <w:rPr>
-          <w:rFonts w:ascii="Arial" w:hAnsi="Arial" w:cs="Arial"/>
-          <w:i/>
-          <w:iCs/>
-        </w:rPr>
-        <w:t xml:space="preserve"> on port 7200. If the repository is empty, it will auto-stream the .</w:t>
-      </w:r>
-      <w:proofErr w:type="spellStart"/>
-      <w:r>
-        <w:rPr>
-          <w:rFonts w:ascii="Arial" w:hAnsi="Arial" w:cs="Arial"/>
-          <w:i/>
-          <w:iCs/>
-        </w:rPr>
-        <w:t>nt</w:t>
-      </w:r>
-      <w:proofErr w:type="spellEnd"/>
-      <w:r>
-        <w:rPr>
-          <w:rFonts w:ascii="Arial" w:hAnsi="Arial" w:cs="Arial"/>
-          <w:i/>
-          <w:iCs/>
-        </w:rPr>
-        <w:t xml:space="preserve"> file into the </w:t>
-      </w:r>
-      <w:proofErr w:type="spellStart"/>
-      <w:r>
-        <w:rPr>
-          <w:rFonts w:ascii="Arial" w:hAnsi="Arial" w:cs="Arial"/>
-          <w:i/>
-          <w:iCs/>
-        </w:rPr>
-        <w:t>triplestore</w:t>
-      </w:r>
-      <w:proofErr w:type="spellEnd"/>
-      <w:r>
-        <w:rPr>
-          <w:rFonts w:ascii="Arial" w:hAnsi="Arial" w:cs="Arial"/>
-          <w:i/>
-          <w:iCs/>
-        </w:rPr>
-        <w:t>.</w:t>
-      </w:r>
     </w:p>
     <w:p>
       <w:pPr>
@@ -10043,7 +10301,7 @@
           <w:sz w:val="24"/>
           <w:szCs w:val="24"/>
         </w:rPr>
-        <w:t>6.3</w:t>
+        <w:t>8</w:t>
       </w:r>
       <w:r>
         <w:rPr>
@@ -10052,7 +10310,7 @@
           <w:sz w:val="24"/>
           <w:szCs w:val="24"/>
         </w:rPr>
-        <w:t>.</w:t>
+        <w:t>.3</w:t>
       </w:r>
       <w:r>
         <w:rPr>
@@ -10061,7 +10319,7 @@
           <w:sz w:val="24"/>
           <w:szCs w:val="24"/>
         </w:rPr>
-        <w:tab/>
+        <w:t>.</w:t>
       </w:r>
       <w:r>
         <w:rPr>
@@ -10070,6 +10328,15 @@
           <w:sz w:val="24"/>
           <w:szCs w:val="24"/>
         </w:rPr>
+        <w:tab/>
+      </w:r>
+      <w:r>
+        <w:rPr>
+          <w:rFonts w:ascii="Arial" w:hAnsi="Arial" w:cs="Arial"/>
+          <w:color w:val="2E74B5"/>
+          <w:sz w:val="24"/>
+          <w:szCs w:val="24"/>
+        </w:rPr>
         <w:t>Verification</w:t>
       </w:r>
       <w:bookmarkEnd w:id="15"/>
@@ -10086,6 +10353,7 @@
         <w:rPr>
           <w:rFonts w:ascii="Arial" w:hAnsi="Arial" w:cs="Arial"/>
         </w:rPr>
+        <w:lastRenderedPageBreak/>
         <w:t>Access the application by navigating to http://127.0.0.1:8000/ in any browser. On the global Statistics Dashboard (Home page), the system will display the real-time connection status (indicating whether it is operating in "</w:t>
       </w:r>
       <w:proofErr w:type="spellStart"/>
@@ -12951,6 +13219,25 @@
       <w:color w:val="365F91" w:themeColor="accent1" w:themeShade="BF"/>
     </w:rPr>
   </w:style>
+  <w:style w:type="paragraph" w:styleId="Caption">
+    <w:name w:val="caption"/>
+    <w:basedOn w:val="Normal"/>
+    <w:next w:val="Normal"/>
+    <w:uiPriority w:val="35"/>
+    <w:unhideWhenUsed/>
+    <w:qFormat/>
+    <w:rsid w:val="00F13E0B"/>
+    <w:pPr>
+      <w:spacing w:after="200"/>
+    </w:pPr>
+    <w:rPr>
+      <w:i/>
+      <w:iCs/>
+      <w:color w:val="1F497D" w:themeColor="text2"/>
+      <w:sz w:val="18"/>
+      <w:szCs w:val="18"/>
+    </w:rPr>
+  </w:style>
 </w:styles>
 </file>
 
